--- a/FastApi/encript_resualts/decryption-resualt.docx
+++ b/FastApi/encript_resualts/decryption-resualt.docx
@@ -2,16 +2,6 @@
 <file path=word/document.xml><?xml version="1.0" encoding="utf-8"?>
 <w:document xmlns:wpc="http://schemas.microsoft.com/office/word/2010/wordprocessingCanvas" xmlns:mo="http://schemas.microsoft.com/office/mac/office/2008/main" xmlns:mc="http://schemas.openxmlformats.org/markup-compatibility/2006" xmlns:mv="urn:schemas-microsoft-com:mac:vml" xmlns:o="urn:schemas-microsoft-com:office:office" xmlns:r="http://schemas.openxmlformats.org/officeDocument/2006/relationships" xmlns:m="http://schemas.openxmlformats.org/officeDocument/2006/math" xmlns:v="urn:schemas-microsoft-com:vml" xmlns:wp14="http://schemas.microsoft.com/office/word/2010/wordprocessingDrawing" xmlns:wp="http://schemas.openxmlformats.org/drawingml/2006/wordprocessingDrawing" xmlns:w10="urn:schemas-microsoft-com:office:word" xmlns:w="http://schemas.openxmlformats.org/wordprocessingml/2006/main" xmlns:w14="http://schemas.microsoft.com/office/word/2010/wordml" xmlns:wpg="http://schemas.microsoft.com/office/word/2010/wordprocessingGroup" xmlns:wpi="http://schemas.microsoft.com/office/word/2010/wordprocessingInk" xmlns:wne="http://schemas.microsoft.com/office/word/2006/wordml" xmlns:wps="http://schemas.microsoft.com/office/word/2010/wordprocessingShape" mc:Ignorable="w14 wp14">
   <w:body>
-    <w:p>
-      <w:r>
-        <w:t>[1 4 2 5 3 ]</w:t>
-      </w:r>
-    </w:p>
-    <w:p>
-      <w:r>
-        <w:t>ANDADESTINYONLY</w:t>
-      </w:r>
-    </w:p>
     <w:p>
       <w:r>
         <w:t>[1 5 2 3 4 ]</w:t>
@@ -19,27 +9,17 @@
     </w:p>
     <w:p>
       <w:r>
-        <w:t>LLIEDISCOVEREDA</w:t>
+        <w:t>ЗНИОДНОПРАВИЛОВ</w:t>
       </w:r>
     </w:p>
     <w:p>
       <w:r>
-        <w:t>[2 4 1 5 3 ]</w:t>
+        <w:t>[1 5 4 2 3 ]</w:t>
       </w:r>
     </w:p>
     <w:p>
       <w:r>
-        <w:t>NCOVERWHATSECRE</w:t>
-      </w:r>
-    </w:p>
-    <w:p>
-      <w:r>
-        <w:t>[5 1 2 4 3 ]</w:t>
-      </w:r>
-    </w:p>
-    <w:p>
-      <w:r>
-        <w:t>NANCIENTKEYHIDD</w:t>
+        <w:t>ОВЕДЕНИИНАДОПРО</w:t>
       </w:r>
     </w:p>
     <w:sectPr>
